--- a/2. TestPlan/Nhom11_KiemThuWebsiteDatVeXe_VeXeNhanh.docx
+++ b/2. TestPlan/Nhom11_KiemThuWebsiteDatVeXe_VeXeNhanh.docx
@@ -7684,8 +7684,8 @@
       </w:tblPr>
       <w:tblGrid>
         <w:gridCol w:w="2160"/>
-        <w:gridCol w:w="2160"/>
-        <w:gridCol w:w="4327"/>
+        <w:gridCol w:w="1946"/>
+        <w:gridCol w:w="4541"/>
       </w:tblGrid>
       <w:tr>
         <w:trPr>
@@ -7730,7 +7730,7 @@
         </w:tc>
         <w:tc>
           <w:tcPr>
-            <w:tcW w:w="2160" w:type="dxa"/>
+            <w:tcW w:w="1946" w:type="dxa"/>
             <w:shd w:val="clear" w:color="auto" w:fill="E6E6E6"/>
             <w:vAlign w:val="center"/>
           </w:tcPr>
@@ -7760,13 +7760,13 @@
                 <w:bCs/>
                 <w:color w:val="000000"/>
               </w:rPr>
-              <w:t xml:space="preserve">   Thành viên</w:t>
-            </w:r>
-          </w:p>
-        </w:tc>
-        <w:tc>
-          <w:tcPr>
-            <w:tcW w:w="4327" w:type="dxa"/>
+              <w:t>Thành viên</w:t>
+            </w:r>
+          </w:p>
+        </w:tc>
+        <w:tc>
+          <w:tcPr>
+            <w:tcW w:w="4541" w:type="dxa"/>
             <w:shd w:val="clear" w:color="auto" w:fill="E6E6E6"/>
             <w:vAlign w:val="center"/>
           </w:tcPr>
@@ -7842,7 +7842,7 @@
         </w:tc>
         <w:tc>
           <w:tcPr>
-            <w:tcW w:w="2160" w:type="dxa"/>
+            <w:tcW w:w="1946" w:type="dxa"/>
             <w:vAlign w:val="center"/>
           </w:tcPr>
           <w:p>
@@ -7874,7 +7874,7 @@
         </w:tc>
         <w:tc>
           <w:tcPr>
-            <w:tcW w:w="4327" w:type="dxa"/>
+            <w:tcW w:w="4541" w:type="dxa"/>
             <w:vAlign w:val="center"/>
           </w:tcPr>
           <w:p>
@@ -7883,7 +7883,10 @@
               <w:ind w:left="0"/>
             </w:pPr>
             <w:r>
-              <w:t>- Lập kế hoạch kiểm thử</w:t>
+              <w:t>Lập kế hoạch kiểm thử tổng thể</w:t>
+            </w:r>
+            <w:r>
+              <w:t>,</w:t>
             </w:r>
           </w:p>
           <w:p>
@@ -7892,7 +7895,10 @@
               <w:ind w:left="0"/>
             </w:pPr>
             <w:r>
-              <w:t>- Quản lý tiến độ</w:t>
+              <w:t>Quản lý và theo dõi tiến độ kiểm thử</w:t>
+            </w:r>
+            <w:r>
+              <w:t>,</w:t>
             </w:r>
           </w:p>
           <w:p>
@@ -7901,19 +7907,37 @@
               <w:ind w:left="0"/>
             </w:pPr>
             <w:r>
-              <w:t>- Review test cases</w:t>
+              <w:t>Review và phê duyệt các test case</w:t>
+            </w:r>
+            <w:r>
+              <w:t>,</w:t>
             </w:r>
           </w:p>
           <w:p>
             <w:pPr>
               <w:spacing w:after="0" w:line="360" w:lineRule="auto"/>
               <w:ind w:left="0"/>
+            </w:pPr>
+            <w:r>
+              <w:t>Thiết kế và hoàn thiện cấu trúc kiểm thử</w:t>
+            </w:r>
+            <w:r>
+              <w:t>,</w:t>
+            </w:r>
+          </w:p>
+          <w:p>
+            <w:pPr>
+              <w:spacing w:after="0" w:line="360" w:lineRule="auto"/>
+              <w:ind w:left="0"/>
               <w:rPr>
                 <w:rFonts w:eastAsia="Calibri"/>
               </w:rPr>
             </w:pPr>
             <w:r>
-              <w:t>- Tạo báo cáo tổng hợp</w:t>
+              <w:t>Tổng hợp và lập báo cáo kiểm thử</w:t>
+            </w:r>
+            <w:r>
+              <w:t>,</w:t>
             </w:r>
           </w:p>
         </w:tc>
@@ -7957,7 +7981,7 @@
         </w:tc>
         <w:tc>
           <w:tcPr>
-            <w:tcW w:w="2160" w:type="dxa"/>
+            <w:tcW w:w="1946" w:type="dxa"/>
             <w:vAlign w:val="center"/>
           </w:tcPr>
           <w:p>
@@ -7989,7 +8013,7 @@
         </w:tc>
         <w:tc>
           <w:tcPr>
-            <w:tcW w:w="4327" w:type="dxa"/>
+            <w:tcW w:w="4541" w:type="dxa"/>
             <w:vAlign w:val="center"/>
           </w:tcPr>
           <w:p>
@@ -8016,13 +8040,61 @@
                 <w:rFonts w:eastAsia="Calibri"/>
                 <w:color w:val="000000"/>
               </w:rPr>
-              <w:t>Thiết kế các testcase và thực thi các testcase (c</w:t>
-            </w:r>
-            <w:r>
+              <w:t>Thiết kế test case cho các chức năng được phân công</w:t>
+            </w:r>
+          </w:p>
+          <w:p>
+            <w:pPr>
+              <w:keepLines/>
+              <w:widowControl/>
+              <w:pBdr>
+                <w:top w:val="nil"/>
+                <w:left w:val="nil"/>
+                <w:bottom w:val="nil"/>
+                <w:right w:val="nil"/>
+                <w:between w:val="nil"/>
+              </w:pBdr>
+              <w:spacing w:after="0" w:line="360" w:lineRule="auto"/>
+              <w:ind w:left="0"/>
+              <w:jc w:val="left"/>
               <w:rPr>
                 <w:rFonts w:eastAsia="Calibri"/>
-              </w:rPr>
-              <w:t>ó chắc là thiết kế được không)</w:t>
+                <w:color w:val="000000"/>
+              </w:rPr>
+            </w:pPr>
+            <w:r>
+              <w:rPr>
+                <w:rFonts w:eastAsia="Calibri"/>
+                <w:color w:val="000000"/>
+              </w:rPr>
+              <w:t>Thực thi kiểm thử và ghi nhận kết quả</w:t>
+            </w:r>
+          </w:p>
+          <w:p>
+            <w:pPr>
+              <w:keepLines/>
+              <w:widowControl/>
+              <w:pBdr>
+                <w:top w:val="nil"/>
+                <w:left w:val="nil"/>
+                <w:bottom w:val="nil"/>
+                <w:right w:val="nil"/>
+                <w:between w:val="nil"/>
+              </w:pBdr>
+              <w:spacing w:after="0" w:line="360" w:lineRule="auto"/>
+              <w:ind w:left="0"/>
+              <w:jc w:val="left"/>
+              <w:rPr>
+                <w:rFonts w:eastAsia="Calibri"/>
+                <w:color w:val="000000"/>
+              </w:rPr>
+            </w:pPr>
+            <w:r>
+              <w:rPr>
+                <w:rFonts w:eastAsia="Calibri"/>
+                <w:color w:val="000000"/>
+              </w:rPr>
+              <w:t>Ghi nhận, theo dõi và quản lý lỗi trong suốt quá trình kiểm thử</w:t>
             </w:r>
           </w:p>
         </w:tc>
@@ -8066,7 +8138,7 @@
         </w:tc>
         <w:tc>
           <w:tcPr>
-            <w:tcW w:w="2160" w:type="dxa"/>
+            <w:tcW w:w="1946" w:type="dxa"/>
             <w:vAlign w:val="center"/>
           </w:tcPr>
           <w:p>
@@ -8098,7 +8170,7 @@
         </w:tc>
         <w:tc>
           <w:tcPr>
-            <w:tcW w:w="4327" w:type="dxa"/>
+            <w:tcW w:w="4541" w:type="dxa"/>
             <w:vAlign w:val="center"/>
           </w:tcPr>
           <w:p>
@@ -8125,7 +8197,34 @@
                 <w:rFonts w:eastAsia="Calibri"/>
                 <w:color w:val="000000"/>
               </w:rPr>
-              <w:t>Thiết kế các testcase và thực thi các testcase</w:t>
+              <w:t>Thiết kế test case cho các chức năng được phân công</w:t>
+            </w:r>
+          </w:p>
+          <w:p>
+            <w:pPr>
+              <w:keepLines/>
+              <w:widowControl/>
+              <w:pBdr>
+                <w:top w:val="nil"/>
+                <w:left w:val="nil"/>
+                <w:bottom w:val="nil"/>
+                <w:right w:val="nil"/>
+                <w:between w:val="nil"/>
+              </w:pBdr>
+              <w:spacing w:after="0" w:line="360" w:lineRule="auto"/>
+              <w:ind w:left="0"/>
+              <w:jc w:val="left"/>
+              <w:rPr>
+                <w:rFonts w:eastAsia="Calibri"/>
+                <w:color w:val="000000"/>
+              </w:rPr>
+            </w:pPr>
+            <w:r>
+              <w:rPr>
+                <w:rFonts w:eastAsia="Calibri"/>
+                <w:color w:val="000000"/>
+              </w:rPr>
+              <w:t>Thực thi kiểm thử và ghi nhận kết quả</w:t>
             </w:r>
           </w:p>
         </w:tc>
@@ -8515,6 +8614,7 @@
           <w:i w:val="0"/>
           <w:iCs w:val="0"/>
         </w:rPr>
+        <w:lastRenderedPageBreak/>
         <w:t xml:space="preserve">2.3. </w:t>
       </w:r>
       <w:r>
